--- a/ENGL317/Project3 - Infographic/Project3TextualOutlineAndWireframe.docx
+++ b/ENGL317/Project3 - Infographic/Project3TextualOutlineAndWireframe.docx
@@ -11,6 +11,12 @@
       <w:r>
         <w:t>Project 3</w:t>
       </w:r>
+      <w:r>
+        <w:t xml:space="preserve"> - Infograph</w:t>
+      </w:r>
+      <w:r>
+        <w:t>ic</w:t>
+      </w:r>
     </w:p>
     <w:p>
       <w:r>
@@ -24,58 +30,123 @@
     </w:p>
     <w:p>
       <w:r>
-        <w:t>5/27/2025</w:t>
+        <w:t>5/2</w:t>
+      </w:r>
+      <w:r>
+        <w:t>9</w:t>
+      </w:r>
+      <w:r>
+        <w:t>/2025</w:t>
       </w:r>
     </w:p>
     <w:p/>
     <w:p>
+      <w:pPr>
+        <w:rPr>
+          <w:u w:val="single"/>
+        </w:rPr>
+      </w:pPr>
+      <w:r>
+        <w:rPr>
+          <w:b/>
+          <w:bCs/>
+          <w:u w:val="single"/>
+        </w:rPr>
+        <w:t>Textual Outline</w:t>
+      </w:r>
+    </w:p>
+    <w:p/>
+    <w:p>
+      <w:bookmarkStart w:id="0" w:name="_Hlk199399520"/>
       <w:r>
         <w:rPr>
           <w:b/>
           <w:bCs/>
         </w:rPr>
-        <w:t>Textual Outline</w:t>
+        <w:t>Title</w:t>
+      </w:r>
+      <w:r>
+        <w:t xml:space="preserve">: </w:t>
+      </w:r>
+      <w:r>
+        <w:t>Low Voter Turnouts in the U.S. Due to Age</w:t>
       </w:r>
     </w:p>
     <w:p/>
     <w:p>
-      <w:r>
-        <w:t>Title</w:t>
-      </w:r>
-      <w:proofErr w:type="gramStart"/>
-      <w:r>
-        <w:t xml:space="preserve">:  </w:t>
-      </w:r>
-      <w:r>
-        <w:t>Voter</w:t>
-      </w:r>
-      <w:proofErr w:type="gramEnd"/>
-      <w:r>
-        <w:t xml:space="preserve"> Turnout Rates</w:t>
+      <w:pPr>
+        <w:tabs>
+          <w:tab w:val="left" w:pos="6795"/>
+        </w:tabs>
+      </w:pPr>
+      <w:r>
+        <w:rPr>
+          <w:b/>
+          <w:bCs/>
+        </w:rPr>
+        <w:t>Introduction</w:t>
+      </w:r>
+      <w:r>
+        <w:t xml:space="preserve">: </w:t>
+      </w:r>
+      <w:r>
+        <w:t>Voter turnouts are heavily affected by age</w:t>
+      </w:r>
+      <w:r>
+        <w:t>.</w:t>
       </w:r>
     </w:p>
     <w:p/>
     <w:p>
       <w:r>
-        <w:t xml:space="preserve">Introduction: </w:t>
-      </w:r>
-      <w:r>
-        <w:t>Voters of different demographics turn out in varying numbers.</w:t>
+        <w:tab/>
+      </w:r>
+      <w:r>
+        <w:rPr>
+          <w:b/>
+          <w:bCs/>
+        </w:rPr>
+        <w:t>Supporting Point 1</w:t>
+      </w:r>
+      <w:r>
+        <w:t>: Only 65% of eligible</w:t>
+      </w:r>
+      <w:r>
+        <w:t>, registered</w:t>
+      </w:r>
+      <w:r>
+        <w:t xml:space="preserve"> vote</w:t>
+      </w:r>
+      <w:r>
+        <w:t>r</w:t>
+      </w:r>
+      <w:r>
+        <w:t>s came out to vote in the 2024 elections.</w:t>
+      </w:r>
+      <w:r>
+        <w:t xml:space="preserve">  (Isotype)</w:t>
       </w:r>
     </w:p>
     <w:p/>
     <w:p>
       <w:r>
         <w:tab/>
-        <w:t>Supporting Point 1</w:t>
-      </w:r>
-      <w:proofErr w:type="gramStart"/>
-      <w:r>
-        <w:t>:  Only</w:t>
-      </w:r>
-      <w:proofErr w:type="gramEnd"/>
-      <w:r>
-        <w:t xml:space="preserve"> 65% of eligible votes came out to vote in the 2024 elections.</w:t>
+      </w:r>
+      <w:r>
+        <w:rPr>
+          <w:b/>
+          <w:bCs/>
+        </w:rPr>
+        <w:t>Supporting Point 2</w:t>
+      </w:r>
+      <w:r>
+        <w:t xml:space="preserve">: </w:t>
+      </w:r>
+      <w:r>
+        <w:t>In 2024, 14.4 MILLION eligible voters didn’t vote or didn’t respond to surveys about their voting.</w:t>
+      </w:r>
+      <w:r>
+        <w:t xml:space="preserve"> (Visualized number)</w:t>
       </w:r>
     </w:p>
     <w:p/>
@@ -83,9 +154,251 @@
       <w:r>
         <w:tab/>
       </w:r>
+      <w:r>
+        <w:rPr>
+          <w:b/>
+          <w:bCs/>
+        </w:rPr>
+        <w:t xml:space="preserve">Supporting Point </w:t>
+      </w:r>
+      <w:r>
+        <w:rPr>
+          <w:b/>
+          <w:bCs/>
+        </w:rPr>
+        <w:t>3</w:t>
+      </w:r>
+      <w:r>
+        <w:t xml:space="preserve">: </w:t>
+      </w:r>
+      <w:r>
+        <w:t xml:space="preserve">Of those between the ages of 18 and 24, </w:t>
+      </w:r>
+      <w:r>
+        <w:t>47% of people</w:t>
+      </w:r>
+      <w:r>
+        <w:t xml:space="preserve"> who</w:t>
+      </w:r>
+      <w:r>
+        <w:t xml:space="preserve"> reported voting</w:t>
+      </w:r>
+      <w:r>
+        <w:t>.</w:t>
+      </w:r>
+      <w:r>
+        <w:t xml:space="preserve">  (</w:t>
+      </w:r>
+      <w:r>
+        <w:t>Pie chart</w:t>
+      </w:r>
+      <w:r>
+        <w:t>)</w:t>
+      </w:r>
+    </w:p>
+    <w:p/>
+    <w:p>
+      <w:r>
+        <w:tab/>
+      </w:r>
+      <w:r>
+        <w:rPr>
+          <w:b/>
+          <w:bCs/>
+        </w:rPr>
+        <w:t xml:space="preserve">Supporting Point </w:t>
+      </w:r>
+      <w:r>
+        <w:rPr>
+          <w:b/>
+          <w:bCs/>
+        </w:rPr>
+        <w:t>4</w:t>
+      </w:r>
+      <w:r>
+        <w:t xml:space="preserve">: </w:t>
+      </w:r>
+      <w:r>
+        <w:t>In that same age bracket, just 43% of black voters, 38% of Hispanic and Latino voters, and 44% of Asian voters, as compared to 49% white voters, still less than half of total voting eligible persons. (Bar graph)</w:t>
+      </w:r>
+    </w:p>
+    <w:p/>
+    <w:p>
+      <w:r>
+        <w:tab/>
+      </w:r>
+      <w:r>
+        <w:rPr>
+          <w:b/>
+          <w:bCs/>
+        </w:rPr>
+        <w:t xml:space="preserve">Supporting Point </w:t>
+      </w:r>
+      <w:r>
+        <w:rPr>
+          <w:b/>
+          <w:bCs/>
+        </w:rPr>
+        <w:t>5</w:t>
+      </w:r>
+      <w:r>
+        <w:t xml:space="preserve">: </w:t>
+      </w:r>
+      <w:r>
+        <w:t>Since 2008, the number of 18 to 24 voters has only risen above 50% ONCE, in 2020. (Line graph)</w:t>
+      </w:r>
+    </w:p>
+    <w:p/>
+    <w:p>
+      <w:r>
+        <w:tab/>
+      </w:r>
+      <w:r>
+        <w:rPr>
+          <w:b/>
+          <w:bCs/>
+        </w:rPr>
+        <w:t xml:space="preserve">Supporting Point </w:t>
+      </w:r>
+      <w:r>
+        <w:rPr>
+          <w:b/>
+          <w:bCs/>
+        </w:rPr>
+        <w:t>6</w:t>
+      </w:r>
+      <w:r>
+        <w:t xml:space="preserve">: </w:t>
+      </w:r>
+      <w:r>
+        <w:t>I</w:t>
+      </w:r>
+      <w:r>
+        <w:t xml:space="preserve">n 2024, </w:t>
+      </w:r>
+      <w:r>
+        <w:t>just 2.5 million votes decided the Popular Election</w:t>
+      </w:r>
+      <w:r>
+        <w:t>! (Visualized number)</w:t>
+      </w:r>
+    </w:p>
+    <w:p/>
+    <w:p>
+      <w:r>
+        <w:rPr>
+          <w:b/>
+          <w:bCs/>
+        </w:rPr>
+        <w:t>Conclusion</w:t>
+      </w:r>
+      <w:r>
+        <w:t xml:space="preserve">: </w:t>
+      </w:r>
+      <w:r>
+        <w:t>Help guide the future</w:t>
+      </w:r>
+      <w:r>
+        <w:t xml:space="preserve">!  </w:t>
+      </w:r>
+      <w:r>
+        <w:t>Vote in every election</w:t>
+      </w:r>
+      <w:r>
+        <w:t>!</w:t>
+      </w:r>
+    </w:p>
+    <w:bookmarkEnd w:id="0"/>
+    <w:p/>
+    <w:p>
+      <w:r>
+        <w:rPr>
+          <w:b/>
+          <w:bCs/>
+        </w:rPr>
+        <w:t>Sources</w:t>
+      </w:r>
+      <w:r>
+        <w:rPr>
+          <w:b/>
+          <w:bCs/>
+        </w:rPr>
+        <w:t xml:space="preserve"> for Statistical Data</w:t>
+      </w:r>
+      <w:r>
+        <w:t>:</w:t>
+      </w:r>
+    </w:p>
+    <w:p>
+      <w:hyperlink r:id="rId7" w:history="1">
+        <w:r>
+          <w:rPr>
+            <w:rStyle w:val="Hyperlink"/>
+          </w:rPr>
+          <w:t>https://www.census.gov/data/tables/time-series/demo/voting-and-registration/p20-587.html</w:t>
+        </w:r>
+      </w:hyperlink>
+    </w:p>
+    <w:p>
+      <w:hyperlink r:id="rId8" w:history="1">
+        <w:r>
+          <w:rPr>
+            <w:rStyle w:val="Hyperlink"/>
+          </w:rPr>
+          <w:t>https://www.census.gov/data/tables/2008/demo/voting-and-registration/p20-562-rv.html</w:t>
+        </w:r>
+      </w:hyperlink>
+    </w:p>
+    <w:p>
+      <w:hyperlink r:id="rId9" w:history="1">
+        <w:r>
+          <w:rPr>
+            <w:rStyle w:val="Hyperlink"/>
+          </w:rPr>
+          <w:t>https://www.census.gov/data/tables/2012/demo/voting-and-registration/p20-568.html</w:t>
+        </w:r>
+      </w:hyperlink>
+    </w:p>
+    <w:p>
+      <w:hyperlink r:id="rId10" w:history="1">
+        <w:r>
+          <w:rPr>
+            <w:rStyle w:val="Hyperlink"/>
+          </w:rPr>
+          <w:t>https://www.census.gov/data/tables/time-series/demo/voting-and-registration/p20-580.html</w:t>
+        </w:r>
+      </w:hyperlink>
+    </w:p>
+    <w:p>
+      <w:hyperlink r:id="rId11" w:history="1">
+        <w:r>
+          <w:rPr>
+            <w:rStyle w:val="Hyperlink"/>
+          </w:rPr>
+          <w:t>https://www.census.gov/data/tables/time-series/demo/voting-and-registration/p20-585.html</w:t>
+        </w:r>
+      </w:hyperlink>
+      <w:r>
+        <w:t xml:space="preserve"> </w:t>
+      </w:r>
+    </w:p>
+    <w:p>
+      <w:hyperlink r:id="rId12" w:history="1">
+        <w:r>
+          <w:rPr>
+            <w:rStyle w:val="Hyperlink"/>
+          </w:rPr>
+          <w:t>https://www.fec.gov/resources/cms-content/documents/2024presgeresults.pdf</w:t>
+        </w:r>
+      </w:hyperlink>
+    </w:p>
+    <w:p>
+      <w:r>
+        <w:tab/>
+      </w:r>
     </w:p>
     <w:sectPr>
-      <w:headerReference w:type="default" r:id="rId7"/>
+      <w:headerReference w:type="default" r:id="rId13"/>
       <w:pgSz w:w="12240" w:h="15840"/>
       <w:pgMar w:top="1440" w:right="1440" w:bottom="1440" w:left="1440" w:header="720" w:footer="720" w:gutter="0"/>
       <w:cols w:space="720"/>
@@ -1391,6 +1704,18 @@
       <w:u w:val="single"/>
     </w:rPr>
   </w:style>
+  <w:style w:type="character" w:styleId="UnresolvedMention">
+    <w:name w:val="Unresolved Mention"/>
+    <w:basedOn w:val="DefaultParagraphFont"/>
+    <w:uiPriority w:val="99"/>
+    <w:semiHidden/>
+    <w:unhideWhenUsed/>
+    <w:rsid w:val="004F542A"/>
+    <w:rPr>
+      <w:color w:val="605E5C"/>
+      <w:shd w:val="clear" w:color="auto" w:fill="E1DFDD"/>
+    </w:rPr>
+  </w:style>
 </w:styles>
 </file>
 
